--- a/51单片机外围电路.docx
+++ b/51单片机外围电路.docx
@@ -4,50 +4,50 @@
   <w:body>
     <w:p>
       <w:pPr>
-        <w:pStyle w:val="1"/>
-        <w:rPr>
-          <w:rFonts w:asciiTheme="majorEastAsia" w:hAnsiTheme="majorEastAsia" w:hint="eastAsia"/>
-        </w:rPr>
-      </w:pPr>
-      <w:r>
-        <w:rPr>
-          <w:rFonts w:asciiTheme="majorEastAsia" w:hAnsiTheme="majorEastAsia" w:hint="eastAsia"/>
+        <w:pStyle w:val="af2"/>
+        <w:rPr>
+          <w:rFonts w:hint="eastAsia"/>
+        </w:rPr>
+      </w:pPr>
+      <w:r>
+        <w:rPr>
+          <w:rFonts w:hint="eastAsia"/>
         </w:rPr>
         <w:t>1.</w:t>
       </w:r>
       <w:r>
         <w:rPr>
-          <w:rFonts w:asciiTheme="majorEastAsia" w:hAnsiTheme="majorEastAsia" w:hint="eastAsia"/>
+          <w:rFonts w:hint="eastAsia"/>
         </w:rPr>
         <w:t xml:space="preserve"> </w:t>
       </w:r>
       <w:r>
         <w:rPr>
-          <w:rFonts w:asciiTheme="majorEastAsia" w:hAnsiTheme="majorEastAsia" w:hint="eastAsia"/>
+          <w:rFonts w:hint="eastAsia"/>
         </w:rPr>
         <w:t>单片机</w:t>
       </w:r>
       <w:r>
         <w:rPr>
-          <w:rFonts w:asciiTheme="majorEastAsia" w:hAnsiTheme="majorEastAsia" w:hint="eastAsia"/>
+          <w:rFonts w:hint="eastAsia"/>
         </w:rPr>
         <w:t>51</w:t>
       </w:r>
       <w:r>
         <w:rPr>
-          <w:rFonts w:asciiTheme="majorEastAsia" w:hAnsiTheme="majorEastAsia" w:hint="eastAsia"/>
+          <w:rFonts w:hint="eastAsia"/>
         </w:rPr>
         <w:t>外部</w:t>
       </w:r>
       <w:r>
         <w:rPr>
-          <w:rFonts w:asciiTheme="majorEastAsia" w:hAnsiTheme="majorEastAsia" w:hint="eastAsia"/>
+          <w:rFonts w:hint="eastAsia"/>
         </w:rPr>
         <w:t>最小</w:t>
       </w:r>
       <w:r>
         <w:rPr>
-          <w:rFonts w:asciiTheme="majorEastAsia" w:hAnsiTheme="majorEastAsia" w:hint="eastAsia"/>
+          <w:rFonts w:hint="eastAsia"/>
         </w:rPr>
         <w:t>电路系统</w:t>
       </w:r>
@@ -110,7 +110,7 @@
                     </pic:cNvPicPr>
                   </pic:nvPicPr>
                   <pic:blipFill>
-                    <a:blip r:embed="rId6">
+                    <a:blip r:embed="rId7">
                       <a:extLst>
                         <a:ext uri="{28A0092B-C50C-407E-A947-70E740481C1C}">
                           <a14:useLocalDpi xmlns:a14="http://schemas.microsoft.com/office/drawing/2010/main" val="0"/>
@@ -503,7 +503,7 @@
           <w:noProof/>
         </w:rPr>
         <w:drawing>
-          <wp:anchor distT="0" distB="0" distL="114300" distR="114300" simplePos="0" relativeHeight="251657216" behindDoc="0" locked="0" layoutInCell="1" allowOverlap="1" wp14:anchorId="0C1FE893" wp14:editId="3EA5CDF7">
+          <wp:anchor distT="0" distB="0" distL="114300" distR="114300" simplePos="0" relativeHeight="251657216" behindDoc="0" locked="0" layoutInCell="1" allowOverlap="1" wp14:anchorId="0C1FE893" wp14:editId="501453C1">
             <wp:simplePos x="0" y="0"/>
             <wp:positionH relativeFrom="column">
               <wp:posOffset>0</wp:posOffset>
@@ -526,7 +526,7 @@
                     <pic:cNvPicPr/>
                   </pic:nvPicPr>
                   <pic:blipFill>
-                    <a:blip r:embed="rId7" cstate="print">
+                    <a:blip r:embed="rId8" cstate="print">
                       <a:extLst>
                         <a:ext uri="{28A0092B-C50C-407E-A947-70E740481C1C}">
                           <a14:useLocalDpi xmlns:a14="http://schemas.microsoft.com/office/drawing/2010/main" val="0"/>
@@ -854,7 +854,7 @@
                           </pic:cNvPicPr>
                         </pic:nvPicPr>
                         <pic:blipFill>
-                          <a:blip r:embed="rId8" cstate="print">
+                          <a:blip r:embed="rId9" cstate="print">
                             <a:extLst>
                               <a:ext uri="{28A0092B-C50C-407E-A947-70E740481C1C}">
                                 <a14:useLocalDpi xmlns:a14="http://schemas.microsoft.com/office/drawing/2010/main" val="0"/>
@@ -888,7 +888,7 @@
                           </pic:cNvPicPr>
                         </pic:nvPicPr>
                         <pic:blipFill>
-                          <a:blip r:embed="rId9">
+                          <a:blip r:embed="rId10">
                             <a:extLst>
                               <a:ext uri="{28A0092B-C50C-407E-A947-70E740481C1C}">
                                 <a14:useLocalDpi xmlns:a14="http://schemas.microsoft.com/office/drawing/2010/main" val="0"/>
@@ -949,10 +949,10 @@
                   <o:lock v:ext="edit" aspectratio="t"/>
                 </v:shapetype>
                 <v:shape id="图片 2" o:spid="_x0000_s1027" type="#_x0000_t75" style="position:absolute;width:8991;height:12814;visibility:visible;mso-wrap-style:square" o:gfxdata="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">
-                  <v:imagedata r:id="rId10" o:title=""/>
+                  <v:imagedata r:id="rId11" o:title=""/>
                 </v:shape>
                 <v:shape id="图片 3" o:spid="_x0000_s1028" type="#_x0000_t75" style="position:absolute;left:8997;width:9703;height:12814;visibility:visible;mso-wrap-style:square" o:gfxdata="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">
-                  <v:imagedata r:id="rId11" o:title=""/>
+                  <v:imagedata r:id="rId12" o:title=""/>
                 </v:shape>
                 <w10:wrap type="square"/>
               </v:group>
@@ -1115,7 +1115,7 @@
         <mc:AlternateContent>
           <mc:Choice Requires="wpg">
             <w:drawing>
-              <wp:anchor distT="0" distB="0" distL="114300" distR="114300" simplePos="0" relativeHeight="251663360" behindDoc="0" locked="0" layoutInCell="1" allowOverlap="1" wp14:anchorId="047DD1A9" wp14:editId="29E7DA13">
+              <wp:anchor distT="0" distB="0" distL="114300" distR="114300" simplePos="0" relativeHeight="251663360" behindDoc="0" locked="0" layoutInCell="1" allowOverlap="1" wp14:anchorId="047DD1A9" wp14:editId="71EFFF57">
                 <wp:simplePos x="0" y="0"/>
                 <wp:positionH relativeFrom="column">
                   <wp:posOffset>-1518</wp:posOffset>
@@ -1148,7 +1148,7 @@
                           </pic:cNvPicPr>
                         </pic:nvPicPr>
                         <pic:blipFill>
-                          <a:blip r:embed="rId12" cstate="print">
+                          <a:blip r:embed="rId13" cstate="print">
                             <a:extLst>
                               <a:ext uri="{28A0092B-C50C-407E-A947-70E740481C1C}">
                                 <a14:useLocalDpi xmlns:a14="http://schemas.microsoft.com/office/drawing/2010/main" val="0"/>
@@ -1177,7 +1177,7 @@
                           </pic:cNvPicPr>
                         </pic:nvPicPr>
                         <pic:blipFill>
-                          <a:blip r:embed="rId13">
+                          <a:blip r:embed="rId14">
                             <a:extLst>
                               <a:ext uri="{28A0092B-C50C-407E-A947-70E740481C1C}">
                                 <a14:useLocalDpi xmlns:a14="http://schemas.microsoft.com/office/drawing/2010/main" val="0"/>
@@ -1206,12 +1206,31 @@
           </mc:Choice>
           <mc:Fallback>
             <w:pict>
-              <v:group w14:anchorId="074551FE" id="组合 1" o:spid="_x0000_s1026" style="position:absolute;margin-left:-.1pt;margin-top:3.75pt;width:146.65pt;height:188.25pt;z-index:251663360" coordsize="18624,23909" o:gfxdata="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">
+              <v:group w14:anchorId="6FDBA173" id="组合 1" o:spid="_x0000_s1026" style="position:absolute;margin-left:-.1pt;margin-top:3.75pt;width:146.65pt;height:188.25pt;z-index:251663360" coordsize="18624,23909" o:gfxdata="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